--- a/chapters/02/core/AIHE-A03/supp/AIHE-L/docx/AIHE-L_template.docx
+++ b/chapters/02/core/AIHE-A03/supp/AIHE-L/docx/AIHE-L_template.docx
@@ -5,7 +5,7 @@
     <w:p>
       <w:pPr>
         <w:pStyle w:val="Title"/>
-        <w:jc w:val="center"/>
+        <w:jc w:val="centre"/>
       </w:pPr>
       <w:r>
         <w:rPr>
@@ -27,7 +27,7 @@
     </w:p>
     <w:p>
       <w:pPr>
-        <w:jc w:val="center"/>
+        <w:jc w:val="centre"/>
       </w:pPr>
       <w:r>
         <w:rPr>
@@ -41,7 +41,7 @@
       <w:tblPr>
         <w:tblStyle w:val="TableGrid"/>
         <w:tblW w:type="auto" w:w="0"/>
-        <w:jc w:val="center"/>
+        <w:jc w:val="centre"/>
         <w:tblLook w:firstColumn="1" w:firstRow="1" w:lastColumn="0" w:lastRow="0" w:noHBand="0" w:noVBand="1" w:val="04A0"/>
       </w:tblPr>
       <w:tblGrid>
@@ -110,7 +110,7 @@
               <w:bottom w:w="80" w:type="dxa"/>
               <w:end w:w="80" w:type="dxa"/>
             </w:tcMar>
-            <w:vAlign w:val="center"/>
+            <w:vAlign w:val="centre"/>
           </w:tcPr>
           <w:p>
             <w:pPr>
@@ -184,7 +184,7 @@
               <w:bottom w:w="80" w:type="dxa"/>
               <w:end w:w="80" w:type="dxa"/>
             </w:tcMar>
-            <w:vAlign w:val="center"/>
+            <w:vAlign w:val="centre"/>
           </w:tcPr>
           <w:p>
             <w:pPr>
@@ -252,7 +252,7 @@
     </w:p>
     <w:p>
       <w:r>
-        <w:t>Complete the fields with the multidisciplinary team. Record evidence sources, assumptions, limitations, owners, dates, and decision thresholds. Use synthetic or appropriately governed data only. The worked example is fictional and is provided for teaching.</w:t>
+        <w:t>Complete the fields with the multidisciplinary team. Record evidence sources, assumptions, limitations, owners, dates, and decision thresholds. Use synthetic or appropriately governed data only. The worked example is fictional and is provided as a synthetic demonstration.</w:t>
       </w:r>
     </w:p>
     <w:p>
@@ -290,7 +290,7 @@
       <w:tblPr>
         <w:tblStyle w:val="TableGrid"/>
         <w:tblW w:type="auto" w:w="0"/>
-        <w:jc w:val="center"/>
+        <w:jc w:val="centre"/>
         <w:tblLook w:firstColumn="1" w:firstRow="1" w:lastColumn="0" w:lastRow="0" w:noHBand="0" w:noVBand="1" w:val="04A0"/>
       </w:tblPr>
       <w:tblGrid>
@@ -309,7 +309,7 @@
         <w:tc>
           <w:tcPr>
             <w:tcW w:type="dxa" w:w="1995"/>
-            <w:vAlign w:val="center"/>
+            <w:vAlign w:val="centre"/>
             <w:tcMar>
               <w:top w:w="80" w:type="dxa"/>
               <w:start w:w="80" w:type="dxa"/>
@@ -330,7 +330,7 @@
         <w:tc>
           <w:tcPr>
             <w:tcW w:type="dxa" w:w="1995"/>
-            <w:vAlign w:val="center"/>
+            <w:vAlign w:val="centre"/>
             <w:tcMar>
               <w:top w:w="80" w:type="dxa"/>
               <w:start w:w="80" w:type="dxa"/>
@@ -351,7 +351,7 @@
         <w:tc>
           <w:tcPr>
             <w:tcW w:type="dxa" w:w="1995"/>
-            <w:vAlign w:val="center"/>
+            <w:vAlign w:val="centre"/>
             <w:tcMar>
               <w:top w:w="80" w:type="dxa"/>
               <w:start w:w="80" w:type="dxa"/>
@@ -372,7 +372,7 @@
         <w:tc>
           <w:tcPr>
             <w:tcW w:type="dxa" w:w="1995"/>
-            <w:vAlign w:val="center"/>
+            <w:vAlign w:val="centre"/>
             <w:tcMar>
               <w:top w:w="80" w:type="dxa"/>
               <w:start w:w="80" w:type="dxa"/>
@@ -393,7 +393,7 @@
         <w:tc>
           <w:tcPr>
             <w:tcW w:type="dxa" w:w="1995"/>
-            <w:vAlign w:val="center"/>
+            <w:vAlign w:val="centre"/>
             <w:tcMar>
               <w:top w:w="80" w:type="dxa"/>
               <w:start w:w="80" w:type="dxa"/>
@@ -414,7 +414,7 @@
         <w:tc>
           <w:tcPr>
             <w:tcW w:type="dxa" w:w="1995"/>
-            <w:vAlign w:val="center"/>
+            <w:vAlign w:val="centre"/>
             <w:tcMar>
               <w:top w:w="80" w:type="dxa"/>
               <w:start w:w="80" w:type="dxa"/>
@@ -435,7 +435,7 @@
         <w:tc>
           <w:tcPr>
             <w:tcW w:type="dxa" w:w="1995"/>
-            <w:vAlign w:val="center"/>
+            <w:vAlign w:val="centre"/>
             <w:tcMar>
               <w:top w:w="80" w:type="dxa"/>
               <w:start w:w="80" w:type="dxa"/>
@@ -458,7 +458,7 @@
         <w:tc>
           <w:tcPr>
             <w:tcW w:type="dxa" w:w="1995"/>
-            <w:vAlign w:val="center"/>
+            <w:vAlign w:val="centre"/>
             <w:tcMar>
               <w:top w:w="80" w:type="dxa"/>
               <w:start w:w="80" w:type="dxa"/>
@@ -475,7 +475,7 @@
         <w:tc>
           <w:tcPr>
             <w:tcW w:type="dxa" w:w="1995"/>
-            <w:vAlign w:val="center"/>
+            <w:vAlign w:val="centre"/>
             <w:tcMar>
               <w:top w:w="80" w:type="dxa"/>
               <w:start w:w="80" w:type="dxa"/>
@@ -502,7 +502,7 @@
         <w:tc>
           <w:tcPr>
             <w:tcW w:type="dxa" w:w="1995"/>
-            <w:vAlign w:val="center"/>
+            <w:vAlign w:val="centre"/>
             <w:tcMar>
               <w:top w:w="80" w:type="dxa"/>
               <w:start w:w="80" w:type="dxa"/>
@@ -529,7 +529,7 @@
         <w:tc>
           <w:tcPr>
             <w:tcW w:type="dxa" w:w="1995"/>
-            <w:vAlign w:val="center"/>
+            <w:vAlign w:val="centre"/>
             <w:tcMar>
               <w:top w:w="80" w:type="dxa"/>
               <w:start w:w="80" w:type="dxa"/>
@@ -556,7 +556,7 @@
         <w:tc>
           <w:tcPr>
             <w:tcW w:type="dxa" w:w="1995"/>
-            <w:vAlign w:val="center"/>
+            <w:vAlign w:val="centre"/>
             <w:tcMar>
               <w:top w:w="80" w:type="dxa"/>
               <w:start w:w="80" w:type="dxa"/>
@@ -583,7 +583,7 @@
         <w:tc>
           <w:tcPr>
             <w:tcW w:type="dxa" w:w="1995"/>
-            <w:vAlign w:val="center"/>
+            <w:vAlign w:val="centre"/>
             <w:tcMar>
               <w:top w:w="80" w:type="dxa"/>
               <w:start w:w="80" w:type="dxa"/>
@@ -610,7 +610,7 @@
         <w:tc>
           <w:tcPr>
             <w:tcW w:type="dxa" w:w="1995"/>
-            <w:vAlign w:val="center"/>
+            <w:vAlign w:val="centre"/>
             <w:tcMar>
               <w:top w:w="80" w:type="dxa"/>
               <w:start w:w="80" w:type="dxa"/>
@@ -639,7 +639,7 @@
         <w:tc>
           <w:tcPr>
             <w:tcW w:type="dxa" w:w="1995"/>
-            <w:vAlign w:val="center"/>
+            <w:vAlign w:val="centre"/>
             <w:tcMar>
               <w:top w:w="80" w:type="dxa"/>
               <w:start w:w="80" w:type="dxa"/>
@@ -656,7 +656,7 @@
         <w:tc>
           <w:tcPr>
             <w:tcW w:type="dxa" w:w="1995"/>
-            <w:vAlign w:val="center"/>
+            <w:vAlign w:val="centre"/>
             <w:tcMar>
               <w:top w:w="80" w:type="dxa"/>
               <w:start w:w="80" w:type="dxa"/>
@@ -683,7 +683,7 @@
         <w:tc>
           <w:tcPr>
             <w:tcW w:type="dxa" w:w="1995"/>
-            <w:vAlign w:val="center"/>
+            <w:vAlign w:val="centre"/>
             <w:tcMar>
               <w:top w:w="80" w:type="dxa"/>
               <w:start w:w="80" w:type="dxa"/>
@@ -710,7 +710,7 @@
         <w:tc>
           <w:tcPr>
             <w:tcW w:type="dxa" w:w="1995"/>
-            <w:vAlign w:val="center"/>
+            <w:vAlign w:val="centre"/>
             <w:tcMar>
               <w:top w:w="80" w:type="dxa"/>
               <w:start w:w="80" w:type="dxa"/>
@@ -737,7 +737,7 @@
         <w:tc>
           <w:tcPr>
             <w:tcW w:type="dxa" w:w="1995"/>
-            <w:vAlign w:val="center"/>
+            <w:vAlign w:val="centre"/>
             <w:tcMar>
               <w:top w:w="80" w:type="dxa"/>
               <w:start w:w="80" w:type="dxa"/>
@@ -764,7 +764,7 @@
         <w:tc>
           <w:tcPr>
             <w:tcW w:type="dxa" w:w="1995"/>
-            <w:vAlign w:val="center"/>
+            <w:vAlign w:val="centre"/>
             <w:tcMar>
               <w:top w:w="80" w:type="dxa"/>
               <w:start w:w="80" w:type="dxa"/>
@@ -791,7 +791,7 @@
         <w:tc>
           <w:tcPr>
             <w:tcW w:type="dxa" w:w="1995"/>
-            <w:vAlign w:val="center"/>
+            <w:vAlign w:val="centre"/>
             <w:tcMar>
               <w:top w:w="80" w:type="dxa"/>
               <w:start w:w="80" w:type="dxa"/>
@@ -820,7 +820,7 @@
         <w:tc>
           <w:tcPr>
             <w:tcW w:type="dxa" w:w="1995"/>
-            <w:vAlign w:val="center"/>
+            <w:vAlign w:val="centre"/>
             <w:tcMar>
               <w:top w:w="80" w:type="dxa"/>
               <w:start w:w="80" w:type="dxa"/>
@@ -837,7 +837,7 @@
         <w:tc>
           <w:tcPr>
             <w:tcW w:type="dxa" w:w="1995"/>
-            <w:vAlign w:val="center"/>
+            <w:vAlign w:val="centre"/>
             <w:tcMar>
               <w:top w:w="80" w:type="dxa"/>
               <w:start w:w="80" w:type="dxa"/>
@@ -864,7 +864,7 @@
         <w:tc>
           <w:tcPr>
             <w:tcW w:type="dxa" w:w="1995"/>
-            <w:vAlign w:val="center"/>
+            <w:vAlign w:val="centre"/>
             <w:tcMar>
               <w:top w:w="80" w:type="dxa"/>
               <w:start w:w="80" w:type="dxa"/>
@@ -891,7 +891,7 @@
         <w:tc>
           <w:tcPr>
             <w:tcW w:type="dxa" w:w="1995"/>
-            <w:vAlign w:val="center"/>
+            <w:vAlign w:val="centre"/>
             <w:tcMar>
               <w:top w:w="80" w:type="dxa"/>
               <w:start w:w="80" w:type="dxa"/>
@@ -918,7 +918,7 @@
         <w:tc>
           <w:tcPr>
             <w:tcW w:type="dxa" w:w="1995"/>
-            <w:vAlign w:val="center"/>
+            <w:vAlign w:val="centre"/>
             <w:tcMar>
               <w:top w:w="80" w:type="dxa"/>
               <w:start w:w="80" w:type="dxa"/>
@@ -945,7 +945,7 @@
         <w:tc>
           <w:tcPr>
             <w:tcW w:type="dxa" w:w="1995"/>
-            <w:vAlign w:val="center"/>
+            <w:vAlign w:val="centre"/>
             <w:tcMar>
               <w:top w:w="80" w:type="dxa"/>
               <w:start w:w="80" w:type="dxa"/>
@@ -972,7 +972,7 @@
         <w:tc>
           <w:tcPr>
             <w:tcW w:type="dxa" w:w="1995"/>
-            <w:vAlign w:val="center"/>
+            <w:vAlign w:val="centre"/>
             <w:tcMar>
               <w:top w:w="80" w:type="dxa"/>
               <w:start w:w="80" w:type="dxa"/>
@@ -1001,7 +1001,7 @@
         <w:tc>
           <w:tcPr>
             <w:tcW w:type="dxa" w:w="1995"/>
-            <w:vAlign w:val="center"/>
+            <w:vAlign w:val="centre"/>
             <w:tcMar>
               <w:top w:w="80" w:type="dxa"/>
               <w:start w:w="80" w:type="dxa"/>
@@ -1018,7 +1018,7 @@
         <w:tc>
           <w:tcPr>
             <w:tcW w:type="dxa" w:w="1995"/>
-            <w:vAlign w:val="center"/>
+            <w:vAlign w:val="centre"/>
             <w:tcMar>
               <w:top w:w="80" w:type="dxa"/>
               <w:start w:w="80" w:type="dxa"/>
@@ -1045,7 +1045,7 @@
         <w:tc>
           <w:tcPr>
             <w:tcW w:type="dxa" w:w="1995"/>
-            <w:vAlign w:val="center"/>
+            <w:vAlign w:val="centre"/>
             <w:tcMar>
               <w:top w:w="80" w:type="dxa"/>
               <w:start w:w="80" w:type="dxa"/>
@@ -1072,7 +1072,7 @@
         <w:tc>
           <w:tcPr>
             <w:tcW w:type="dxa" w:w="1995"/>
-            <w:vAlign w:val="center"/>
+            <w:vAlign w:val="centre"/>
             <w:tcMar>
               <w:top w:w="80" w:type="dxa"/>
               <w:start w:w="80" w:type="dxa"/>
@@ -1099,7 +1099,7 @@
         <w:tc>
           <w:tcPr>
             <w:tcW w:type="dxa" w:w="1995"/>
-            <w:vAlign w:val="center"/>
+            <w:vAlign w:val="centre"/>
             <w:tcMar>
               <w:top w:w="80" w:type="dxa"/>
               <w:start w:w="80" w:type="dxa"/>
@@ -1126,7 +1126,7 @@
         <w:tc>
           <w:tcPr>
             <w:tcW w:type="dxa" w:w="1995"/>
-            <w:vAlign w:val="center"/>
+            <w:vAlign w:val="centre"/>
             <w:tcMar>
               <w:top w:w="80" w:type="dxa"/>
               <w:start w:w="80" w:type="dxa"/>
@@ -1153,7 +1153,7 @@
         <w:tc>
           <w:tcPr>
             <w:tcW w:type="dxa" w:w="1995"/>
-            <w:vAlign w:val="center"/>
+            <w:vAlign w:val="centre"/>
             <w:tcMar>
               <w:top w:w="80" w:type="dxa"/>
               <w:start w:w="80" w:type="dxa"/>
@@ -1182,7 +1182,7 @@
         <w:tc>
           <w:tcPr>
             <w:tcW w:type="dxa" w:w="1995"/>
-            <w:vAlign w:val="center"/>
+            <w:vAlign w:val="centre"/>
             <w:tcMar>
               <w:top w:w="80" w:type="dxa"/>
               <w:start w:w="80" w:type="dxa"/>
@@ -1199,7 +1199,7 @@
         <w:tc>
           <w:tcPr>
             <w:tcW w:type="dxa" w:w="1995"/>
-            <w:vAlign w:val="center"/>
+            <w:vAlign w:val="centre"/>
             <w:tcMar>
               <w:top w:w="80" w:type="dxa"/>
               <w:start w:w="80" w:type="dxa"/>
@@ -1226,7 +1226,7 @@
         <w:tc>
           <w:tcPr>
             <w:tcW w:type="dxa" w:w="1995"/>
-            <w:vAlign w:val="center"/>
+            <w:vAlign w:val="centre"/>
             <w:tcMar>
               <w:top w:w="80" w:type="dxa"/>
               <w:start w:w="80" w:type="dxa"/>
@@ -1253,7 +1253,7 @@
         <w:tc>
           <w:tcPr>
             <w:tcW w:type="dxa" w:w="1995"/>
-            <w:vAlign w:val="center"/>
+            <w:vAlign w:val="centre"/>
             <w:tcMar>
               <w:top w:w="80" w:type="dxa"/>
               <w:start w:w="80" w:type="dxa"/>
@@ -1280,7 +1280,7 @@
         <w:tc>
           <w:tcPr>
             <w:tcW w:type="dxa" w:w="1995"/>
-            <w:vAlign w:val="center"/>
+            <w:vAlign w:val="centre"/>
             <w:tcMar>
               <w:top w:w="80" w:type="dxa"/>
               <w:start w:w="80" w:type="dxa"/>
@@ -1307,7 +1307,7 @@
         <w:tc>
           <w:tcPr>
             <w:tcW w:type="dxa" w:w="1995"/>
-            <w:vAlign w:val="center"/>
+            <w:vAlign w:val="centre"/>
             <w:tcMar>
               <w:top w:w="80" w:type="dxa"/>
               <w:start w:w="80" w:type="dxa"/>
@@ -1334,7 +1334,7 @@
         <w:tc>
           <w:tcPr>
             <w:tcW w:type="dxa" w:w="1995"/>
-            <w:vAlign w:val="center"/>
+            <w:vAlign w:val="centre"/>
             <w:tcMar>
               <w:top w:w="80" w:type="dxa"/>
               <w:start w:w="80" w:type="dxa"/>
@@ -1363,7 +1363,7 @@
         <w:tc>
           <w:tcPr>
             <w:tcW w:type="dxa" w:w="1995"/>
-            <w:vAlign w:val="center"/>
+            <w:vAlign w:val="centre"/>
             <w:tcMar>
               <w:top w:w="80" w:type="dxa"/>
               <w:start w:w="80" w:type="dxa"/>
@@ -1380,7 +1380,7 @@
         <w:tc>
           <w:tcPr>
             <w:tcW w:type="dxa" w:w="1995"/>
-            <w:vAlign w:val="center"/>
+            <w:vAlign w:val="centre"/>
             <w:tcMar>
               <w:top w:w="80" w:type="dxa"/>
               <w:start w:w="80" w:type="dxa"/>
@@ -1407,7 +1407,7 @@
         <w:tc>
           <w:tcPr>
             <w:tcW w:type="dxa" w:w="1995"/>
-            <w:vAlign w:val="center"/>
+            <w:vAlign w:val="centre"/>
             <w:tcMar>
               <w:top w:w="80" w:type="dxa"/>
               <w:start w:w="80" w:type="dxa"/>
@@ -1434,7 +1434,7 @@
         <w:tc>
           <w:tcPr>
             <w:tcW w:type="dxa" w:w="1995"/>
-            <w:vAlign w:val="center"/>
+            <w:vAlign w:val="centre"/>
             <w:tcMar>
               <w:top w:w="80" w:type="dxa"/>
               <w:start w:w="80" w:type="dxa"/>
@@ -1461,7 +1461,7 @@
         <w:tc>
           <w:tcPr>
             <w:tcW w:type="dxa" w:w="1995"/>
-            <w:vAlign w:val="center"/>
+            <w:vAlign w:val="centre"/>
             <w:tcMar>
               <w:top w:w="80" w:type="dxa"/>
               <w:start w:w="80" w:type="dxa"/>
@@ -1488,7 +1488,7 @@
         <w:tc>
           <w:tcPr>
             <w:tcW w:type="dxa" w:w="1995"/>
-            <w:vAlign w:val="center"/>
+            <w:vAlign w:val="centre"/>
             <w:tcMar>
               <w:top w:w="80" w:type="dxa"/>
               <w:start w:w="80" w:type="dxa"/>
@@ -1515,7 +1515,7 @@
         <w:tc>
           <w:tcPr>
             <w:tcW w:type="dxa" w:w="1995"/>
-            <w:vAlign w:val="center"/>
+            <w:vAlign w:val="centre"/>
             <w:tcMar>
               <w:top w:w="80" w:type="dxa"/>
               <w:start w:w="80" w:type="dxa"/>
@@ -1544,7 +1544,7 @@
         <w:tc>
           <w:tcPr>
             <w:tcW w:type="dxa" w:w="1995"/>
-            <w:vAlign w:val="center"/>
+            <w:vAlign w:val="centre"/>
             <w:tcMar>
               <w:top w:w="80" w:type="dxa"/>
               <w:start w:w="80" w:type="dxa"/>
@@ -1561,7 +1561,7 @@
         <w:tc>
           <w:tcPr>
             <w:tcW w:type="dxa" w:w="1995"/>
-            <w:vAlign w:val="center"/>
+            <w:vAlign w:val="centre"/>
             <w:tcMar>
               <w:top w:w="80" w:type="dxa"/>
               <w:start w:w="80" w:type="dxa"/>
@@ -1588,7 +1588,7 @@
         <w:tc>
           <w:tcPr>
             <w:tcW w:type="dxa" w:w="1995"/>
-            <w:vAlign w:val="center"/>
+            <w:vAlign w:val="centre"/>
             <w:tcMar>
               <w:top w:w="80" w:type="dxa"/>
               <w:start w:w="80" w:type="dxa"/>
@@ -1615,7 +1615,7 @@
         <w:tc>
           <w:tcPr>
             <w:tcW w:type="dxa" w:w="1995"/>
-            <w:vAlign w:val="center"/>
+            <w:vAlign w:val="centre"/>
             <w:tcMar>
               <w:top w:w="80" w:type="dxa"/>
               <w:start w:w="80" w:type="dxa"/>
@@ -1642,7 +1642,7 @@
         <w:tc>
           <w:tcPr>
             <w:tcW w:type="dxa" w:w="1995"/>
-            <w:vAlign w:val="center"/>
+            <w:vAlign w:val="centre"/>
             <w:tcMar>
               <w:top w:w="80" w:type="dxa"/>
               <w:start w:w="80" w:type="dxa"/>
@@ -1669,7 +1669,7 @@
         <w:tc>
           <w:tcPr>
             <w:tcW w:type="dxa" w:w="1995"/>
-            <w:vAlign w:val="center"/>
+            <w:vAlign w:val="centre"/>
             <w:tcMar>
               <w:top w:w="80" w:type="dxa"/>
               <w:start w:w="80" w:type="dxa"/>
@@ -1696,7 +1696,7 @@
         <w:tc>
           <w:tcPr>
             <w:tcW w:type="dxa" w:w="1995"/>
-            <w:vAlign w:val="center"/>
+            <w:vAlign w:val="centre"/>
             <w:tcMar>
               <w:top w:w="80" w:type="dxa"/>
               <w:start w:w="80" w:type="dxa"/>
@@ -1725,7 +1725,7 @@
         <w:tc>
           <w:tcPr>
             <w:tcW w:type="dxa" w:w="1995"/>
-            <w:vAlign w:val="center"/>
+            <w:vAlign w:val="centre"/>
             <w:tcMar>
               <w:top w:w="80" w:type="dxa"/>
               <w:start w:w="80" w:type="dxa"/>
@@ -1742,7 +1742,7 @@
         <w:tc>
           <w:tcPr>
             <w:tcW w:type="dxa" w:w="1995"/>
-            <w:vAlign w:val="center"/>
+            <w:vAlign w:val="centre"/>
             <w:tcMar>
               <w:top w:w="80" w:type="dxa"/>
               <w:start w:w="80" w:type="dxa"/>
@@ -1769,7 +1769,7 @@
         <w:tc>
           <w:tcPr>
             <w:tcW w:type="dxa" w:w="1995"/>
-            <w:vAlign w:val="center"/>
+            <w:vAlign w:val="centre"/>
             <w:tcMar>
               <w:top w:w="80" w:type="dxa"/>
               <w:start w:w="80" w:type="dxa"/>
@@ -1796,7 +1796,7 @@
         <w:tc>
           <w:tcPr>
             <w:tcW w:type="dxa" w:w="1995"/>
-            <w:vAlign w:val="center"/>
+            <w:vAlign w:val="centre"/>
             <w:tcMar>
               <w:top w:w="80" w:type="dxa"/>
               <w:start w:w="80" w:type="dxa"/>
@@ -1823,7 +1823,7 @@
         <w:tc>
           <w:tcPr>
             <w:tcW w:type="dxa" w:w="1995"/>
-            <w:vAlign w:val="center"/>
+            <w:vAlign w:val="centre"/>
             <w:tcMar>
               <w:top w:w="80" w:type="dxa"/>
               <w:start w:w="80" w:type="dxa"/>
@@ -1850,7 +1850,7 @@
         <w:tc>
           <w:tcPr>
             <w:tcW w:type="dxa" w:w="1995"/>
-            <w:vAlign w:val="center"/>
+            <w:vAlign w:val="centre"/>
             <w:tcMar>
               <w:top w:w="80" w:type="dxa"/>
               <w:start w:w="80" w:type="dxa"/>
@@ -1877,7 +1877,7 @@
         <w:tc>
           <w:tcPr>
             <w:tcW w:type="dxa" w:w="1995"/>
-            <w:vAlign w:val="center"/>
+            <w:vAlign w:val="centre"/>
             <w:tcMar>
               <w:top w:w="80" w:type="dxa"/>
               <w:start w:w="80" w:type="dxa"/>
@@ -1906,7 +1906,7 @@
         <w:tc>
           <w:tcPr>
             <w:tcW w:type="dxa" w:w="1995"/>
-            <w:vAlign w:val="center"/>
+            <w:vAlign w:val="centre"/>
             <w:tcMar>
               <w:top w:w="80" w:type="dxa"/>
               <w:start w:w="80" w:type="dxa"/>
@@ -1923,7 +1923,7 @@
         <w:tc>
           <w:tcPr>
             <w:tcW w:type="dxa" w:w="1995"/>
-            <w:vAlign w:val="center"/>
+            <w:vAlign w:val="centre"/>
             <w:tcMar>
               <w:top w:w="80" w:type="dxa"/>
               <w:start w:w="80" w:type="dxa"/>
@@ -1950,7 +1950,7 @@
         <w:tc>
           <w:tcPr>
             <w:tcW w:type="dxa" w:w="1995"/>
-            <w:vAlign w:val="center"/>
+            <w:vAlign w:val="centre"/>
             <w:tcMar>
               <w:top w:w="80" w:type="dxa"/>
               <w:start w:w="80" w:type="dxa"/>
@@ -1977,7 +1977,7 @@
         <w:tc>
           <w:tcPr>
             <w:tcW w:type="dxa" w:w="1995"/>
-            <w:vAlign w:val="center"/>
+            <w:vAlign w:val="centre"/>
             <w:tcMar>
               <w:top w:w="80" w:type="dxa"/>
               <w:start w:w="80" w:type="dxa"/>
@@ -2004,7 +2004,7 @@
         <w:tc>
           <w:tcPr>
             <w:tcW w:type="dxa" w:w="1995"/>
-            <w:vAlign w:val="center"/>
+            <w:vAlign w:val="centre"/>
             <w:tcMar>
               <w:top w:w="80" w:type="dxa"/>
               <w:start w:w="80" w:type="dxa"/>
@@ -2031,7 +2031,7 @@
         <w:tc>
           <w:tcPr>
             <w:tcW w:type="dxa" w:w="1995"/>
-            <w:vAlign w:val="center"/>
+            <w:vAlign w:val="centre"/>
             <w:tcMar>
               <w:top w:w="80" w:type="dxa"/>
               <w:start w:w="80" w:type="dxa"/>
@@ -2058,7 +2058,7 @@
         <w:tc>
           <w:tcPr>
             <w:tcW w:type="dxa" w:w="1995"/>
-            <w:vAlign w:val="center"/>
+            <w:vAlign w:val="centre"/>
             <w:tcMar>
               <w:top w:w="80" w:type="dxa"/>
               <w:start w:w="80" w:type="dxa"/>
@@ -2089,7 +2089,7 @@
       <w:tblPr>
         <w:tblStyle w:val="TableGrid"/>
         <w:tblW w:type="auto" w:w="0"/>
-        <w:jc w:val="center"/>
+        <w:jc w:val="centre"/>
         <w:tblLook w:firstColumn="1" w:firstRow="1" w:lastColumn="0" w:lastRow="0" w:noHBand="0" w:noVBand="1" w:val="04A0"/>
       </w:tblPr>
       <w:tblGrid>
@@ -2103,7 +2103,7 @@
         <w:tc>
           <w:tcPr>
             <w:tcW w:type="dxa" w:w="6984"/>
-            <w:vAlign w:val="center"/>
+            <w:vAlign w:val="centre"/>
             <w:tcMar>
               <w:top w:w="80" w:type="dxa"/>
               <w:start w:w="80" w:type="dxa"/>
@@ -2124,7 +2124,7 @@
         <w:tc>
           <w:tcPr>
             <w:tcW w:type="dxa" w:w="6984"/>
-            <w:vAlign w:val="center"/>
+            <w:vAlign w:val="centre"/>
             <w:tcMar>
               <w:top w:w="80" w:type="dxa"/>
               <w:start w:w="80" w:type="dxa"/>
@@ -2147,7 +2147,7 @@
         <w:tc>
           <w:tcPr>
             <w:tcW w:type="dxa" w:w="6984"/>
-            <w:vAlign w:val="center"/>
+            <w:vAlign w:val="centre"/>
             <w:tcMar>
               <w:top w:w="80" w:type="dxa"/>
               <w:start w:w="80" w:type="dxa"/>
@@ -2164,7 +2164,7 @@
         <w:tc>
           <w:tcPr>
             <w:tcW w:type="dxa" w:w="6984"/>
-            <w:vAlign w:val="center"/>
+            <w:vAlign w:val="centre"/>
             <w:tcMar>
               <w:top w:w="80" w:type="dxa"/>
               <w:start w:w="80" w:type="dxa"/>
@@ -2193,7 +2193,7 @@
         <w:tc>
           <w:tcPr>
             <w:tcW w:type="dxa" w:w="6984"/>
-            <w:vAlign w:val="center"/>
+            <w:vAlign w:val="centre"/>
             <w:tcMar>
               <w:top w:w="80" w:type="dxa"/>
               <w:start w:w="80" w:type="dxa"/>
@@ -2210,7 +2210,7 @@
         <w:tc>
           <w:tcPr>
             <w:tcW w:type="dxa" w:w="6984"/>
-            <w:vAlign w:val="center"/>
+            <w:vAlign w:val="centre"/>
             <w:tcMar>
               <w:top w:w="80" w:type="dxa"/>
               <w:start w:w="80" w:type="dxa"/>
@@ -2239,7 +2239,7 @@
         <w:tc>
           <w:tcPr>
             <w:tcW w:type="dxa" w:w="6984"/>
-            <w:vAlign w:val="center"/>
+            <w:vAlign w:val="centre"/>
             <w:tcMar>
               <w:top w:w="80" w:type="dxa"/>
               <w:start w:w="80" w:type="dxa"/>
@@ -2256,7 +2256,7 @@
         <w:tc>
           <w:tcPr>
             <w:tcW w:type="dxa" w:w="6984"/>
-            <w:vAlign w:val="center"/>
+            <w:vAlign w:val="centre"/>
             <w:tcMar>
               <w:top w:w="80" w:type="dxa"/>
               <w:start w:w="80" w:type="dxa"/>
@@ -2285,7 +2285,7 @@
         <w:tc>
           <w:tcPr>
             <w:tcW w:type="dxa" w:w="6984"/>
-            <w:vAlign w:val="center"/>
+            <w:vAlign w:val="centre"/>
             <w:tcMar>
               <w:top w:w="80" w:type="dxa"/>
               <w:start w:w="80" w:type="dxa"/>
@@ -2302,7 +2302,7 @@
         <w:tc>
           <w:tcPr>
             <w:tcW w:type="dxa" w:w="6984"/>
-            <w:vAlign w:val="center"/>
+            <w:vAlign w:val="centre"/>
             <w:tcMar>
               <w:top w:w="80" w:type="dxa"/>
               <w:start w:w="80" w:type="dxa"/>
@@ -2331,7 +2331,7 @@
         <w:tc>
           <w:tcPr>
             <w:tcW w:type="dxa" w:w="6984"/>
-            <w:vAlign w:val="center"/>
+            <w:vAlign w:val="centre"/>
             <w:tcMar>
               <w:top w:w="80" w:type="dxa"/>
               <w:start w:w="80" w:type="dxa"/>
@@ -2348,7 +2348,7 @@
         <w:tc>
           <w:tcPr>
             <w:tcW w:type="dxa" w:w="6984"/>
-            <w:vAlign w:val="center"/>
+            <w:vAlign w:val="centre"/>
             <w:tcMar>
               <w:top w:w="80" w:type="dxa"/>
               <w:start w:w="80" w:type="dxa"/>
@@ -2377,7 +2377,7 @@
         <w:tc>
           <w:tcPr>
             <w:tcW w:type="dxa" w:w="6984"/>
-            <w:vAlign w:val="center"/>
+            <w:vAlign w:val="centre"/>
             <w:tcMar>
               <w:top w:w="80" w:type="dxa"/>
               <w:start w:w="80" w:type="dxa"/>
@@ -2394,7 +2394,7 @@
         <w:tc>
           <w:tcPr>
             <w:tcW w:type="dxa" w:w="6984"/>
-            <w:vAlign w:val="center"/>
+            <w:vAlign w:val="centre"/>
             <w:tcMar>
               <w:top w:w="80" w:type="dxa"/>
               <w:start w:w="80" w:type="dxa"/>
@@ -2564,21 +2564,14 @@
   <w:p>
     <w:pPr>
       <w:pStyle w:val="Footer"/>
-      <w:jc w:val="center"/>
+      <w:jc w:val="centre"/>
     </w:pPr>
     <w:r>
       <w:rPr>
-        <w:color w:val="646464"/>
-        <w:sz w:val="14"/>
-      </w:rPr>
-      <w:t>Copyright © 2026 Author(s) of Artificial Intelligence and Healthcare Economics | V1.0 | CC BY-NC 4.0 content notice</w:t>
-    </w:r>
-    <w:r>
-      <w:rPr>
-        <w:color w:val="646464"/>
-        <w:sz w:val="14"/>
-      </w:rPr>
-      <w:t>Copyright © 2026 Author(s) of Artificial Intelligence and Healthcare Economics | V1.0 | CC BY-NC 4.0 content notice</w:t>
+        <w:color w:val="5F5A5B"/>
+        <w:sz w:val="15"/>
+      </w:rPr>
+      <w:t>Muthana Zouri · Carmen Marinela Cumpăt · Grigore T. Popa University of Medicine and Pharmacy Publishing House · 2026</w:t>
     </w:r>
   </w:p>
 </w:ftr>
@@ -2609,7 +2602,25 @@
   <w:p>
     <w:pPr>
       <w:pStyle w:val="Header"/>
-    </w:pPr>
+      <w:jc w:val="centre"/>
+    </w:pPr>
+    <w:r/>
+    <w:r>
+      <w:rPr>
+        <w:rFonts w:ascii="Georgia" w:hAnsi="Georgia"/>
+        <w:b/>
+        <w:color w:val="7B1734"/>
+        <w:sz w:val="17"/>
+      </w:rPr>
+      <w:t>Artificial Intelligence and Healthcare Economics</w:t>
+    </w:r>
+    <w:r>
+      <w:rPr>
+        <w:color w:val="5F5A5B"/>
+        <w:sz w:val="16"/>
+      </w:rPr>
+      <w:t xml:space="preserve"> · Digital Resource Companion · V1.0</w:t>
+    </w:r>
   </w:p>
 </w:hdr>
 </file>
@@ -3011,7 +3022,7 @@
     <w:rsid w:val="00E618BF"/>
     <w:pPr>
       <w:tabs>
-        <w:tab w:val="center" w:pos="4680"/>
+        <w:tab w:val="centre" w:pos="4680"/>
         <w:tab w:val="right" w:pos="9360"/>
       </w:tabs>
       <w:spacing w:after="0" w:line="240" w:lineRule="auto"/>
@@ -3033,7 +3044,7 @@
     <w:rsid w:val="00E618BF"/>
     <w:pPr>
       <w:tabs>
-        <w:tab w:val="center" w:pos="4680"/>
+        <w:tab w:val="centre" w:pos="4680"/>
         <w:tab w:val="right" w:pos="9360"/>
       </w:tabs>
       <w:spacing w:after="0" w:line="240" w:lineRule="auto"/>
